--- a/resources/work-order-template.docx
+++ b/resources/work-order-template.docx
@@ -657,7 +657,7 @@
           <w:lang w:val="en-US"/>
           <w14:ligatures w14:val="none"/>
         </w:rPr>
-        <w:t>{{CNO}}</w:t>
+        <w:t>{{Zone}}</w:t>
       </w:r>
       <w:r>
         <w:rPr>
@@ -832,6 +832,9 @@
     </w:p>
     <w:p>
       <w:pPr>
+        <w:tabs>
+          <w:tab w:val="right" w:pos="9026"/>
+        </w:tabs>
         <w:spacing w:after="0" w:line="240" w:lineRule="auto"/>
         <w:contextualSpacing/>
         <w:rPr>
@@ -1024,6 +1027,8 @@
         </w:rPr>
         <w:t>}}</w:t>
       </w:r>
+      <w:proofErr w:type="gramEnd"/>
+      <w:proofErr w:type="gramStart"/>
       <w:r>
         <w:rPr>
           <w:rFonts w:ascii="Times New Roman" w:eastAsia="Calibri" w:hAnsi="Times New Roman" w:cs="Times New Roman"/>
@@ -1035,23 +1040,8 @@
           <w:lang w:val="en-US"/>
           <w14:ligatures w14:val="none"/>
         </w:rPr>
-        <w:t xml:space="preserve">   </w:t>
-      </w:r>
-      <w:proofErr w:type="gramEnd"/>
-      <w:r>
-        <w:rPr>
-          <w:rFonts w:ascii="Times New Roman" w:eastAsia="Calibri" w:hAnsi="Times New Roman" w:cs="Times New Roman"/>
-          <w:b/>
-          <w:bCs/>
-          <w:kern w:val="0"/>
-          <w:sz w:val="21"/>
-          <w:szCs w:val="21"/>
-          <w:lang w:val="en-US"/>
-          <w14:ligatures w14:val="none"/>
-        </w:rPr>
-        <w:t xml:space="preserve">  </w:t>
-      </w:r>
-      <w:proofErr w:type="gramStart"/>
+        <w:tab/>
+      </w:r>
       <w:r>
         <w:rPr>
           <w:rFonts w:ascii="Times New Roman" w:eastAsia="Calibri" w:hAnsi="Times New Roman" w:cs="Times New Roman"/>

--- a/resources/work-order-template.docx
+++ b/resources/work-order-template.docx
@@ -2,325 +2,154 @@
 <file path=word/document.xml><?xml version="1.0" encoding="utf-8"?>
 <w:document xmlns:wpc="http://schemas.microsoft.com/office/word/2010/wordprocessingCanvas" xmlns:cx="http://schemas.microsoft.com/office/drawing/2014/chartex" xmlns:cx1="http://schemas.microsoft.com/office/drawing/2015/9/8/chartex" xmlns:cx2="http://schemas.microsoft.com/office/drawing/2015/10/21/chartex" xmlns:cx3="http://schemas.microsoft.com/office/drawing/2016/5/9/chartex" xmlns:cx4="http://schemas.microsoft.com/office/drawing/2016/5/10/chartex" xmlns:cx5="http://schemas.microsoft.com/office/drawing/2016/5/11/chartex" xmlns:cx6="http://schemas.microsoft.com/office/drawing/2016/5/12/chartex" xmlns:cx7="http://schemas.microsoft.com/office/drawing/2016/5/13/chartex" xmlns:cx8="http://schemas.microsoft.com/office/drawing/2016/5/14/chartex" xmlns:mc="http://schemas.openxmlformats.org/markup-compatibility/2006" xmlns:aink="http://schemas.microsoft.com/office/drawing/2016/ink" xmlns:am3d="http://schemas.microsoft.com/office/drawing/2017/model3d" xmlns:o="urn:schemas-microsoft-com:office:office" xmlns:oel="http://schemas.microsoft.com/office/2019/extlst" xmlns:r="http://schemas.openxmlformats.org/officeDocument/2006/relationships" xmlns:m="http://schemas.openxmlformats.org/officeDocument/2006/math" xmlns:v="urn:schemas-microsoft-com:vml" xmlns:wp14="http://schemas.microsoft.com/office/word/2010/wordprocessingDrawing" xmlns:wp="http://schemas.openxmlformats.org/drawingml/2006/wordprocessingDrawing" xmlns:w10="urn:schemas-microsoft-com:office:word" xmlns:w="http://schemas.openxmlformats.org/wordprocessingml/2006/main" xmlns:w14="http://schemas.microsoft.com/office/word/2010/wordml" xmlns:w15="http://schemas.microsoft.com/office/word/2012/wordml" xmlns:w16cex="http://schemas.microsoft.com/office/word/2018/wordml/cex" xmlns:w16cid="http://schemas.microsoft.com/office/word/2016/wordml/cid" xmlns:w16="http://schemas.microsoft.com/office/word/2018/wordml" xmlns:w16du="http://schemas.microsoft.com/office/word/2023/wordml/word16du" xmlns:w16sdtdh="http://schemas.microsoft.com/office/word/2020/wordml/sdtdatahash" xmlns:w16sdtfl="http://schemas.microsoft.com/office/word/2024/wordml/sdtformatlock" xmlns:w16se="http://schemas.microsoft.com/office/word/2015/wordml/symex" xmlns:wpg="http://schemas.microsoft.com/office/word/2010/wordprocessingGroup" xmlns:wpi="http://schemas.microsoft.com/office/word/2010/wordprocessingInk" xmlns:wne="http://schemas.microsoft.com/office/word/2006/wordml" xmlns:wps="http://schemas.microsoft.com/office/word/2010/wordprocessingShape" mc:Ignorable="w14 w15 w16se w16cid w16 w16cex w16sdtdh w16sdtfl w16du wp14">
   <w:body>
-    <w:p>
-      <w:pPr>
-        <w:spacing w:after="0" w:line="240" w:lineRule="auto"/>
+    <w:tbl>
+      <w:tblPr>
+        <w:tblW w:w="9016" w:type="dxa"/>
         <w:jc w:val="center"/>
-        <w:rPr>
-          <w:rFonts w:ascii="Times New Roman" w:eastAsia="Calibri" w:hAnsi="Times New Roman" w:cs="Times New Roman"/>
-          <w:kern w:val="0"/>
-          <w:sz w:val="20"/>
-          <w:szCs w:val="22"/>
-          <w:lang w:val="en-US"/>
-          <w14:ligatures w14:val="none"/>
-        </w:rPr>
-      </w:pPr>
-      <w:r>
-        <w:rPr>
-          <w:rFonts w:ascii="Times New Roman" w:eastAsia="Calibri" w:hAnsi="Times New Roman" w:cs="Times New Roman"/>
-          <w:noProof/>
-          <w:kern w:val="0"/>
-          <w:sz w:val="22"/>
-          <w:szCs w:val="22"/>
-          <w14:ligatures w14:val="none"/>
-        </w:rPr>
-        <mc:AlternateContent>
-          <mc:Choice Requires="wps">
-            <w:drawing>
-              <wp:anchor distT="0" distB="0" distL="114300" distR="114300" simplePos="0" relativeHeight="251659264" behindDoc="1" locked="0" layoutInCell="1" allowOverlap="1" wp14:anchorId="43152ACF" wp14:editId="1E180E62">
-                <wp:simplePos x="0" y="0"/>
-                <wp:positionH relativeFrom="column">
-                  <wp:posOffset>585470</wp:posOffset>
-                </wp:positionH>
-                <wp:positionV relativeFrom="paragraph">
-                  <wp:posOffset>86995</wp:posOffset>
-                </wp:positionV>
-                <wp:extent cx="4874260" cy="564515"/>
-                <wp:effectExtent l="0" t="0" r="0" b="0"/>
-                <wp:wrapNone/>
-                <wp:docPr id="1366719364" name="WordArt 39"/>
-                <wp:cNvGraphicFramePr>
-                  <a:graphicFrameLocks xmlns:a="http://schemas.openxmlformats.org/drawingml/2006/main"/>
-                </wp:cNvGraphicFramePr>
-                <a:graphic xmlns:a="http://schemas.openxmlformats.org/drawingml/2006/main">
-                  <a:graphicData uri="http://schemas.microsoft.com/office/word/2010/wordprocessingShape">
-                    <wps:wsp>
-                      <wps:cNvSpPr txBox="1">
-                        <a:spLocks/>
-                      </wps:cNvSpPr>
-                      <wps:spPr bwMode="auto">
-                        <a:xfrm>
-                          <a:off x="0" y="0"/>
-                          <a:ext cx="4874260" cy="564515"/>
-                        </a:xfrm>
-                        <a:prstGeom prst="rect">
-                          <a:avLst/>
-                        </a:prstGeom>
-                        <a:extLst>
-                          <a:ext uri="{AF507438-7753-43E0-B8FC-AC1667EBCBE1}">
-                            <a14:hiddenEffects xmlns:a14="http://schemas.microsoft.com/office/drawing/2010/main">
-                              <a:effectLst/>
-                            </a14:hiddenEffects>
-                          </a:ext>
-                        </a:extLst>
-                      </wps:spPr>
-                      <wps:txbx>
-                        <w:txbxContent>
-                          <w:p>
-                            <w:pPr>
-                              <w:jc w:val="center"/>
-                              <w:rPr>
-                                <w:rFonts w:ascii="Impact" w:hAnsi="Impact"/>
-                                <w:color w:val="001DAC"/>
-                                <w:kern w:val="0"/>
-                                <w:sz w:val="37"/>
-                                <w:szCs w:val="37"/>
-                                <w:lang w:val="en-GB"/>
-                                <w14:textOutline w14:w="9525" w14:cap="flat" w14:cmpd="sng" w14:algn="ctr">
-                                  <w14:solidFill>
-                                    <w14:srgbClr w14:val="000000">
-                                      <w14:lumMod w14:val="100000"/>
-                                      <w14:lumOff w14:val="0"/>
-                                    </w14:srgbClr>
-                                  </w14:solidFill>
-                                  <w14:prstDash w14:val="solid"/>
-                                  <w14:round/>
-                                </w14:textOutline>
-                                <w14:ligatures w14:val="none"/>
-                              </w:rPr>
-                            </w:pPr>
-                            <w:r>
-                              <w:rPr>
-                                <w:rFonts w:ascii="Impact" w:hAnsi="Impact"/>
-                                <w:color w:val="001DAC"/>
-                                <w:sz w:val="37"/>
-                                <w:szCs w:val="37"/>
-                                <w:lang w:val="en-GB"/>
-                                <w14:textOutline w14:w="9525" w14:cap="flat" w14:cmpd="sng" w14:algn="ctr">
-                                  <w14:solidFill>
-                                    <w14:srgbClr w14:val="000000">
-                                      <w14:lumMod w14:val="100000"/>
-                                      <w14:lumOff w14:val="0"/>
-                                    </w14:srgbClr>
-                                  </w14:solidFill>
-                                  <w14:prstDash w14:val="solid"/>
-                                  <w14:round/>
-                                </w14:textOutline>
-                              </w:rPr>
-                              <w:t>CYBERABAD MUNICIPAL CORPORATION</w:t>
-                            </w:r>
-                          </w:p>
-                        </w:txbxContent>
-                      </wps:txbx>
-                      <wps:bodyPr wrap="square" lIns="0" tIns="0" rIns="0" bIns="0" numCol="1" fromWordArt="1">
-                        <a:prstTxWarp prst="textPlain">
-                          <a:avLst>
-                            <a:gd name="adj" fmla="val 50000"/>
-                          </a:avLst>
-                        </a:prstTxWarp>
-                        <a:noAutofit/>
-                      </wps:bodyPr>
-                    </wps:wsp>
-                  </a:graphicData>
-                </a:graphic>
-                <wp14:sizeRelH relativeFrom="page">
-                  <wp14:pctWidth>0</wp14:pctWidth>
-                </wp14:sizeRelH>
-                <wp14:sizeRelV relativeFrom="page">
-                  <wp14:pctHeight>0</wp14:pctHeight>
-                </wp14:sizeRelV>
-              </wp:anchor>
-            </w:drawing>
-          </mc:Choice>
-          <mc:Fallback>
-            <w:pict>
-              <v:shapetype w14:anchorId="43152ACF" id="_x0000_t202" coordsize="21600,21600" o:spt="202" path="m,l,21600r21600,l21600,xe">
-                <v:stroke joinstyle="miter"/>
-                <v:path gradientshapeok="t" o:connecttype="rect"/>
-              </v:shapetype>
-              <v:shape id="WordArt 39" o:spid="_x0000_s1026" type="#_x0000_t202" style="position:absolute;left:0;text-align:left;margin-left:46.1pt;margin-top:6.85pt;width:383.8pt;height:44.45pt;z-index:-251657216;visibility:visible;mso-wrap-style:square;mso-width-percent:0;mso-height-percent:0;mso-wrap-distance-left:9pt;mso-wrap-distance-top:0;mso-wrap-distance-right:9pt;mso-wrap-distance-bottom:0;mso-position-horizontal:absolute;mso-position-horizontal-relative:text;mso-position-vertical:absolute;mso-position-vertical-relative:text;mso-width-percent:0;mso-height-percent:0;mso-width-relative:page;mso-height-relative:page;v-text-anchor:top" o:gfxdata="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" filled="f" stroked="f">
-                <v:textbox inset="0,0,0,0">
-                  <w:txbxContent>
-                    <w:p>
-                      <w:pPr>
-                        <w:jc w:val="center"/>
-                        <w:rPr>
-                          <w:rFonts w:ascii="Impact" w:hAnsi="Impact"/>
-                          <w:color w:val="001DAC"/>
-                          <w:kern w:val="0"/>
-                          <w:sz w:val="37"/>
-                          <w:szCs w:val="37"/>
-                          <w:lang w:val="en-GB"/>
-                          <w14:textOutline w14:w="9525" w14:cap="flat" w14:cmpd="sng" w14:algn="ctr">
-                            <w14:solidFill>
-                              <w14:srgbClr w14:val="000000">
-                                <w14:lumMod w14:val="100000"/>
-                                <w14:lumOff w14:val="0"/>
-                              </w14:srgbClr>
-                            </w14:solidFill>
-                            <w14:prstDash w14:val="solid"/>
-                            <w14:round/>
-                          </w14:textOutline>
-                          <w14:ligatures w14:val="none"/>
-                        </w:rPr>
-                      </w:pPr>
-                      <w:r>
-                        <w:rPr>
-                          <w:rFonts w:ascii="Impact" w:hAnsi="Impact"/>
-                          <w:color w:val="001DAC"/>
-                          <w:sz w:val="37"/>
-                          <w:szCs w:val="37"/>
-                          <w:lang w:val="en-GB"/>
-                          <w14:textOutline w14:w="9525" w14:cap="flat" w14:cmpd="sng" w14:algn="ctr">
-                            <w14:solidFill>
-                              <w14:srgbClr w14:val="000000">
-                                <w14:lumMod w14:val="100000"/>
-                                <w14:lumOff w14:val="0"/>
-                              </w14:srgbClr>
-                            </w14:solidFill>
-                            <w14:prstDash w14:val="solid"/>
-                            <w14:round/>
-                          </w14:textOutline>
-                        </w:rPr>
-                        <w:t>CYBERABAD MUNICIPAL CORPORATION</w:t>
-                      </w:r>
-                    </w:p>
-                  </w:txbxContent>
-                </v:textbox>
-              </v:shape>
-            </w:pict>
-          </mc:Fallback>
-        </mc:AlternateContent>
-      </w:r>
-      <w:r>
-        <w:rPr>
-          <w:rFonts w:ascii="Times New Roman" w:eastAsia="Calibri" w:hAnsi="Times New Roman" w:cs="Times New Roman"/>
-          <w:noProof/>
-          <w:kern w:val="0"/>
-          <w:sz w:val="22"/>
-          <w:szCs w:val="22"/>
-          <w:lang w:val="en-US" w:bidi="te-IN"/>
-          <w14:ligatures w14:val="none"/>
-        </w:rPr>
-        <w:drawing>
-          <wp:anchor distT="0" distB="0" distL="114300" distR="114300" simplePos="0" relativeHeight="251660288" behindDoc="1" locked="0" layoutInCell="1" allowOverlap="1" wp14:anchorId="1BEC8E82" wp14:editId="5D23E0F3">
-            <wp:simplePos x="0" y="0"/>
-            <wp:positionH relativeFrom="column">
-              <wp:posOffset>-52512</wp:posOffset>
-            </wp:positionH>
-            <wp:positionV relativeFrom="paragraph">
-              <wp:posOffset>97624</wp:posOffset>
-            </wp:positionV>
-            <wp:extent cx="561395" cy="572494"/>
-            <wp:effectExtent l="19050" t="0" r="0" b="0"/>
-            <wp:wrapNone/>
-            <wp:docPr id="34" name="Picture 10" descr="C:\Users\Administrator\Downloads\telanganalogo1.png"/>
-            <wp:cNvGraphicFramePr>
-              <a:graphicFrameLocks xmlns:a="http://schemas.openxmlformats.org/drawingml/2006/main" noChangeAspect="1"/>
-            </wp:cNvGraphicFramePr>
-            <a:graphic xmlns:a="http://schemas.openxmlformats.org/drawingml/2006/main">
-              <a:graphicData uri="http://schemas.openxmlformats.org/drawingml/2006/picture">
-                <pic:pic xmlns:pic="http://schemas.openxmlformats.org/drawingml/2006/picture">
-                  <pic:nvPicPr>
-                    <pic:cNvPr id="0" name="Picture 10" descr="C:\Users\Administrator\Downloads\telanganalogo1.png"/>
-                    <pic:cNvPicPr>
-                      <a:picLocks noChangeAspect="1" noChangeArrowheads="1"/>
-                    </pic:cNvPicPr>
-                  </pic:nvPicPr>
-                  <pic:blipFill>
-                    <a:blip r:embed="rId5" cstate="print"/>
-                    <a:srcRect/>
-                    <a:stretch>
-                      <a:fillRect/>
-                    </a:stretch>
-                  </pic:blipFill>
-                  <pic:spPr bwMode="auto">
-                    <a:xfrm>
-                      <a:off x="0" y="0"/>
-                      <a:ext cx="561395" cy="572494"/>
-                    </a:xfrm>
-                    <a:prstGeom prst="rect">
-                      <a:avLst/>
-                    </a:prstGeom>
-                    <a:noFill/>
-                    <a:ln w="9525">
-                      <a:noFill/>
-                      <a:miter lim="800000"/>
-                      <a:headEnd/>
-                      <a:tailEnd/>
-                    </a:ln>
-                  </pic:spPr>
-                </pic:pic>
-              </a:graphicData>
-            </a:graphic>
-          </wp:anchor>
-        </w:drawing>
-      </w:r>
-      <w:r>
-        <w:rPr>
-          <w:rFonts w:ascii="Times New Roman" w:eastAsia="Calibri" w:hAnsi="Times New Roman" w:cs="Times New Roman"/>
-          <w:noProof/>
-          <w:kern w:val="0"/>
-          <w:sz w:val="22"/>
-          <w:szCs w:val="22"/>
-          <w:lang w:val="en-US" w:bidi="te-IN"/>
-          <w14:ligatures w14:val="none"/>
-        </w:rPr>
-        <w:drawing>
-          <wp:anchor distT="0" distB="0" distL="114300" distR="114300" simplePos="0" relativeHeight="251661312" behindDoc="1" locked="0" layoutInCell="1" allowOverlap="1" wp14:anchorId="4479AE4F" wp14:editId="0B20D2FC">
-            <wp:simplePos x="0" y="0"/>
-            <wp:positionH relativeFrom="column">
-              <wp:posOffset>5537255</wp:posOffset>
-            </wp:positionH>
-            <wp:positionV relativeFrom="paragraph">
-              <wp:posOffset>2209</wp:posOffset>
-            </wp:positionV>
-            <wp:extent cx="656811" cy="620202"/>
-            <wp:effectExtent l="19050" t="0" r="0" b="0"/>
-            <wp:wrapNone/>
-            <wp:docPr id="35" name="Picture 14" descr="C:\Users\Administrator\Downloads\TGNewLogo.jpg"/>
-            <wp:cNvGraphicFramePr>
-              <a:graphicFrameLocks xmlns:a="http://schemas.openxmlformats.org/drawingml/2006/main" noChangeAspect="1"/>
-            </wp:cNvGraphicFramePr>
-            <a:graphic xmlns:a="http://schemas.openxmlformats.org/drawingml/2006/main">
-              <a:graphicData uri="http://schemas.openxmlformats.org/drawingml/2006/picture">
-                <pic:pic xmlns:pic="http://schemas.openxmlformats.org/drawingml/2006/picture">
-                  <pic:nvPicPr>
-                    <pic:cNvPr id="0" name="Picture 14" descr="C:\Users\Administrator\Downloads\TGNewLogo.jpg"/>
-                    <pic:cNvPicPr>
-                      <a:picLocks noChangeAspect="1" noChangeArrowheads="1"/>
-                    </pic:cNvPicPr>
-                  </pic:nvPicPr>
-                  <pic:blipFill>
-                    <a:blip r:embed="rId6" cstate="print"/>
-                    <a:srcRect/>
-                    <a:stretch>
-                      <a:fillRect/>
-                    </a:stretch>
-                  </pic:blipFill>
-                  <pic:spPr bwMode="auto">
-                    <a:xfrm>
-                      <a:off x="0" y="0"/>
-                      <a:ext cx="656811" cy="620202"/>
-                    </a:xfrm>
-                    <a:prstGeom prst="rect">
-                      <a:avLst/>
-                    </a:prstGeom>
-                    <a:noFill/>
-                    <a:ln w="9525">
-                      <a:noFill/>
-                      <a:miter lim="800000"/>
-                      <a:headEnd/>
-                      <a:tailEnd/>
-                    </a:ln>
-                  </pic:spPr>
-                </pic:pic>
-              </a:graphicData>
-            </a:graphic>
-          </wp:anchor>
-        </w:drawing>
-      </w:r>
-    </w:p>
+        <w:tblBorders>
+          <w:top w:val="none" w:sz="0" w:space="0"/>
+          <w:left w:val="none" w:sz="0" w:space="0"/>
+          <w:bottom w:val="none" w:sz="0" w:space="0"/>
+          <w:right w:val="none" w:sz="0" w:space="0"/>
+          <w:insideH w:val="none" w:sz="0" w:space="0"/>
+          <w:insideV w:val="none" w:sz="0" w:space="0"/>
+        </w:tblBorders>
+        <w:tblLayout w:type="fixed"/>
+        <w:tblCellMar>
+          <w:top w:w="0" w:type="dxa"/>
+          <w:left w:w="40" w:type="dxa"/>
+          <w:bottom w:w="0" w:type="dxa"/>
+          <w:right w:w="40" w:type="dxa"/>
+        </w:tblCellMar>
+      </w:tblPr>
+      <w:tblGrid>
+        <w:gridCol w:w="1350"/>
+        <w:gridCol w:w="6316"/>
+        <w:gridCol w:w="1350"/>
+      </w:tblGrid>
+      <w:tr>
+        <w:tc>
+          <w:tcPr>
+            <w:tcW w:w="1350" w:type="dxa"/>
+            <w:vAlign w:val="center"/>
+          </w:tcPr>
+          <w:p>
+            <w:pPr>
+              <w:spacing w:after="0" w:line="240" w:lineRule="auto"/>
+              <w:jc w:val="center"/>
+            </w:pPr>
+            <w:r>
+              <w:drawing>
+                <wp:inline xmlns:wp="http://schemas.openxmlformats.org/drawingml/2006/wordprocessingDrawing" distT="0" distB="0" distL="0" distR="0">
+                  <wp:extent cx="561395" cy="572494"/>
+                  <wp:effectExtent l="0" t="0" r="0" b="0"/>
+                  <wp:docPr id="101" name="Emblem"/>
+                  <wp:cNvGraphicFramePr>
+                    <a:graphicFrameLocks xmlns:a="http://schemas.openxmlformats.org/drawingml/2006/main" noChangeAspect="1"/>
+                  </wp:cNvGraphicFramePr>
+                  <a:graphic xmlns:a="http://schemas.openxmlformats.org/drawingml/2006/main">
+                    <a:graphicData uri="http://schemas.openxmlformats.org/drawingml/2006/picture">
+                      <pic:pic xmlns:pic="http://schemas.openxmlformats.org/drawingml/2006/picture">
+                        <pic:nvPicPr>
+                          <pic:cNvPr id="101" name="Emblem"/>
+                          <pic:cNvPicPr/>
+                        </pic:nvPicPr>
+                        <pic:blipFill>
+                          <a:blip r:embed="rId5"/>
+                          <a:stretch>
+                            <a:fillRect/>
+                          </a:stretch>
+                        </pic:blipFill>
+                        <pic:spPr>
+                          <a:xfrm>
+                            <a:off x="0" y="0"/>
+                            <a:ext cx="561395" cy="572494"/>
+                          </a:xfrm>
+                          <a:prstGeom prst="rect">
+                            <a:avLst/>
+                          </a:prstGeom>
+                        </pic:spPr>
+                      </pic:pic>
+                    </a:graphicData>
+                  </a:graphic>
+                </wp:inline>
+              </w:drawing>
+            </w:r>
+          </w:p>
+        </w:tc>
+        <w:tc>
+          <w:tcPr>
+            <w:tcW w:w="6316" w:type="dxa"/>
+            <w:vAlign w:val="center"/>
+          </w:tcPr>
+          <w:p>
+            <w:pPr>
+              <w:spacing w:after="0" w:line="240" w:lineRule="auto"/>
+              <w:jc w:val="center"/>
+            </w:pPr>
+            <w:r>
+              <w:rPr>
+                <w:rFonts w:ascii="Impact" w:hAnsi="Impact"/>
+                <w:color w:val="001DAC"/>
+                <w:sz w:val="37"/>
+                <w:szCs w:val="37"/>
+                <w:lang w:val="en-GB"/>
+              </w:rPr>
+              <w:t>CYBERABAD MUNICIPAL CORPORATION</w:t>
+            </w:r>
+          </w:p>
+        </w:tc>
+        <w:tc>
+          <w:tcPr>
+            <w:tcW w:w="1350" w:type="dxa"/>
+            <w:vAlign w:val="center"/>
+          </w:tcPr>
+          <w:p>
+            <w:pPr>
+              <w:spacing w:after="0" w:line="240" w:lineRule="auto"/>
+              <w:jc w:val="center"/>
+            </w:pPr>
+            <w:r>
+              <w:drawing>
+                <wp:inline xmlns:wp="http://schemas.openxmlformats.org/drawingml/2006/wordprocessingDrawing" distT="0" distB="0" distL="0" distR="0">
+                  <wp:extent cx="656811" cy="620202"/>
+                  <wp:effectExtent l="0" t="0" r="0" b="0"/>
+                  <wp:docPr id="102" name="Logo"/>
+                  <wp:cNvGraphicFramePr>
+                    <a:graphicFrameLocks xmlns:a="http://schemas.openxmlformats.org/drawingml/2006/main" noChangeAspect="1"/>
+                  </wp:cNvGraphicFramePr>
+                  <a:graphic xmlns:a="http://schemas.openxmlformats.org/drawingml/2006/main">
+                    <a:graphicData uri="http://schemas.openxmlformats.org/drawingml/2006/picture">
+                      <pic:pic xmlns:pic="http://schemas.openxmlformats.org/drawingml/2006/picture">
+                        <pic:nvPicPr>
+                          <pic:cNvPr id="102" name="Logo"/>
+                          <pic:cNvPicPr/>
+                        </pic:nvPicPr>
+                        <pic:blipFill>
+                          <a:blip r:embed="rId6"/>
+                          <a:stretch>
+                            <a:fillRect/>
+                          </a:stretch>
+                        </pic:blipFill>
+                        <pic:spPr>
+                          <a:xfrm>
+                            <a:off x="0" y="0"/>
+                            <a:ext cx="656811" cy="620202"/>
+                          </a:xfrm>
+                          <a:prstGeom prst="rect">
+                            <a:avLst/>
+                          </a:prstGeom>
+                        </pic:spPr>
+                      </pic:pic>
+                    </a:graphicData>
+                  </a:graphic>
+                </wp:inline>
+              </w:drawing>
+            </w:r>
+          </w:p>
+        </w:tc>
+      </w:tr>
+    </w:tbl>
     <w:p>
       <w:pPr>
         <w:spacing w:after="0" w:line="240" w:lineRule="auto"/>
@@ -1053,6 +882,7 @@
           <w:lang w:val="en-US"/>
           <w14:ligatures w14:val="none"/>
         </w:rPr>
+        <w:tab/>
         <w:t>Date</w:t>
       </w:r>
       <w:r>

--- a/resources/work-order-template.docx
+++ b/resources/work-order-template.docx
@@ -222,23 +222,12 @@
           <w:b/>
           <w:bCs/>
           <w:kern w:val="0"/>
-          <w:sz w:val="22"/>
-          <w:szCs w:val="22"/>
-          <w:lang w:val="en-US"/>
-          <w14:ligatures w14:val="none"/>
-        </w:rPr>
-      </w:pPr>
-      <w:r>
-        <w:rPr>
-          <w:rFonts w:ascii="Times New Roman" w:eastAsia="Times New Roman" w:hAnsi="Times New Roman" w:cs="Times New Roman"/>
-          <w:kern w:val="0"/>
-          <w:sz w:val="18"/>
-          <w:szCs w:val="22"/>
-          <w:lang w:val="en-US"/>
-          <w14:ligatures w14:val="none"/>
-        </w:rPr>
-        <w:t>O</w:t>
-      </w:r>
+          <w:sz w:val="28"/>
+          <w:szCs w:val="28"/>
+          <w:lang w:val="en-US"/>
+          <w14:ligatures w14:val="none"/>
+        </w:rPr>
+      </w:pPr>
       <w:r>
         <w:rPr>
           <w:rFonts w:ascii="Times New Roman" w:eastAsia="Times New Roman" w:hAnsi="Times New Roman" w:cs="Times New Roman"/>
@@ -246,12 +235,12 @@
           <w:i/>
           <w:iCs/>
           <w:kern w:val="0"/>
-          <w:sz w:val="22"/>
-          <w:szCs w:val="22"/>
-          <w:lang w:val="en-US"/>
-          <w14:ligatures w14:val="none"/>
-        </w:rPr>
-        <w:t xml:space="preserve">ffice of the </w:t>
+          <w:sz w:val="28"/>
+          <w:szCs w:val="28"/>
+          <w:lang w:val="en-US"/>
+          <w14:ligatures w14:val="none"/>
+        </w:rPr>
+        <w:t xml:space="preserve">Office of the </w:t>
       </w:r>
     </w:p>
     <w:p>
@@ -264,8 +253,8 @@
           <w:i/>
           <w:iCs/>
           <w:kern w:val="0"/>
-          <w:sz w:val="22"/>
-          <w:szCs w:val="22"/>
+          <w:sz w:val="28"/>
+          <w:szCs w:val="28"/>
           <w:lang w:val="en-US"/>
           <w14:ligatures w14:val="none"/>
         </w:rPr>
@@ -277,8 +266,8 @@
           <w:i/>
           <w:iCs/>
           <w:kern w:val="0"/>
-          <w:sz w:val="22"/>
-          <w:szCs w:val="22"/>
+          <w:sz w:val="28"/>
+          <w:szCs w:val="28"/>
           <w:lang w:val="en-US"/>
           <w14:ligatures w14:val="none"/>
         </w:rPr>
@@ -291,8 +280,8 @@
           <w:i/>
           <w:iCs/>
           <w:kern w:val="0"/>
-          <w:sz w:val="22"/>
-          <w:szCs w:val="22"/>
+          <w:sz w:val="28"/>
+          <w:szCs w:val="28"/>
           <w:lang w:val="en-US"/>
           <w14:ligatures w14:val="none"/>
         </w:rPr>
@@ -305,8 +294,8 @@
           <w:i/>
           <w:iCs/>
           <w:kern w:val="0"/>
-          <w:sz w:val="22"/>
-          <w:szCs w:val="22"/>
+          <w:sz w:val="28"/>
+          <w:szCs w:val="28"/>
           <w:lang w:val="en-US"/>
           <w14:ligatures w14:val="none"/>
         </w:rPr>
@@ -319,8 +308,8 @@
           <w:i/>
           <w:iCs/>
           <w:kern w:val="0"/>
-          <w:sz w:val="22"/>
-          <w:szCs w:val="22"/>
+          <w:sz w:val="28"/>
+          <w:szCs w:val="28"/>
           <w:lang w:val="en-US"/>
           <w14:ligatures w14:val="none"/>
         </w:rPr>
@@ -333,8 +322,8 @@
           <w:i/>
           <w:iCs/>
           <w:kern w:val="0"/>
-          <w:sz w:val="22"/>
-          <w:szCs w:val="22"/>
+          <w:sz w:val="28"/>
+          <w:szCs w:val="28"/>
           <w:lang w:val="en-US"/>
           <w14:ligatures w14:val="none"/>
         </w:rPr>
@@ -347,8 +336,8 @@
           <w:i/>
           <w:iCs/>
           <w:kern w:val="0"/>
-          <w:sz w:val="22"/>
-          <w:szCs w:val="22"/>
+          <w:sz w:val="28"/>
+          <w:szCs w:val="28"/>
           <w:lang w:val="en-US"/>
           <w14:ligatures w14:val="none"/>
         </w:rPr>
@@ -361,8 +350,8 @@
           <w:i/>
           <w:iCs/>
           <w:kern w:val="0"/>
-          <w:sz w:val="22"/>
-          <w:szCs w:val="22"/>
+          <w:sz w:val="28"/>
+          <w:szCs w:val="28"/>
           <w:lang w:val="en-US"/>
           <w14:ligatures w14:val="none"/>
         </w:rPr>
@@ -375,8 +364,8 @@
           <w:i/>
           <w:iCs/>
           <w:kern w:val="0"/>
-          <w:sz w:val="22"/>
-          <w:szCs w:val="22"/>
+          <w:sz w:val="28"/>
+          <w:szCs w:val="28"/>
           <w:lang w:val="en-US"/>
           <w14:ligatures w14:val="none"/>
         </w:rPr>
@@ -394,8 +383,8 @@
           <w:i/>
           <w:iCs/>
           <w:kern w:val="0"/>
-          <w:sz w:val="22"/>
-          <w:szCs w:val="22"/>
+          <w:sz w:val="28"/>
+          <w:szCs w:val="28"/>
           <w:lang w:val="en-US"/>
           <w14:ligatures w14:val="none"/>
         </w:rPr>
@@ -407,8 +396,8 @@
           <w:i/>
           <w:iCs/>
           <w:kern w:val="0"/>
-          <w:sz w:val="22"/>
-          <w:szCs w:val="22"/>
+          <w:sz w:val="28"/>
+          <w:szCs w:val="28"/>
           <w:lang w:val="en-US"/>
           <w14:ligatures w14:val="none"/>
         </w:rPr>
@@ -422,8 +411,8 @@
           <w:i/>
           <w:iCs/>
           <w:kern w:val="0"/>
-          <w:sz w:val="22"/>
-          <w:szCs w:val="22"/>
+          <w:sz w:val="28"/>
+          <w:szCs w:val="28"/>
           <w:lang w:val="en-US"/>
           <w14:ligatures w14:val="none"/>
         </w:rPr>
@@ -436,8 +425,8 @@
           <w:i/>
           <w:iCs/>
           <w:kern w:val="0"/>
-          <w:sz w:val="22"/>
-          <w:szCs w:val="22"/>
+          <w:sz w:val="28"/>
+          <w:szCs w:val="28"/>
           <w:lang w:val="en-US"/>
           <w14:ligatures w14:val="none"/>
         </w:rPr>
@@ -450,8 +439,8 @@
           <w:i/>
           <w:iCs/>
           <w:kern w:val="0"/>
-          <w:sz w:val="22"/>
-          <w:szCs w:val="22"/>
+          <w:sz w:val="28"/>
+          <w:szCs w:val="28"/>
           <w:lang w:val="en-US"/>
           <w14:ligatures w14:val="none"/>
         </w:rPr>
@@ -468,8 +457,8 @@
           <w:i/>
           <w:iCs/>
           <w:kern w:val="0"/>
-          <w:sz w:val="22"/>
-          <w:szCs w:val="22"/>
+          <w:sz w:val="28"/>
+          <w:szCs w:val="28"/>
           <w:lang w:val="en-US"/>
           <w14:ligatures w14:val="none"/>
         </w:rPr>
@@ -481,8 +470,8 @@
           <w:i/>
           <w:iCs/>
           <w:kern w:val="0"/>
-          <w:sz w:val="22"/>
-          <w:szCs w:val="22"/>
+          <w:sz w:val="28"/>
+          <w:szCs w:val="28"/>
           <w:lang w:val="en-US"/>
           <w14:ligatures w14:val="none"/>
         </w:rPr>
@@ -495,8 +484,8 @@
           <w:i/>
           <w:iCs/>
           <w:kern w:val="0"/>
-          <w:sz w:val="22"/>
-          <w:szCs w:val="22"/>
+          <w:sz w:val="28"/>
+          <w:szCs w:val="28"/>
           <w:lang w:val="en-US"/>
           <w14:ligatures w14:val="none"/>
         </w:rPr>
@@ -524,8 +513,8 @@
           <w:i/>
           <w:iCs/>
           <w:kern w:val="0"/>
-          <w:sz w:val="22"/>
-          <w:szCs w:val="22"/>
+          <w:sz w:val="28"/>
+          <w:szCs w:val="28"/>
           <w:lang w:val="en-US"/>
           <w14:ligatures w14:val="none"/>
         </w:rPr>
@@ -538,8 +527,8 @@
           <w:i/>
           <w:iCs/>
           <w:kern w:val="0"/>
-          <w:sz w:val="22"/>
-          <w:szCs w:val="22"/>
+          <w:sz w:val="28"/>
+          <w:szCs w:val="28"/>
           <w:lang w:val="en-US"/>
           <w14:ligatures w14:val="none"/>
         </w:rPr>
@@ -552,8 +541,8 @@
           <w:i/>
           <w:iCs/>
           <w:kern w:val="0"/>
-          <w:sz w:val="22"/>
-          <w:szCs w:val="22"/>
+          <w:sz w:val="28"/>
+          <w:szCs w:val="28"/>
           <w:lang w:val="en-US"/>
           <w14:ligatures w14:val="none"/>
         </w:rPr>
@@ -566,8 +555,8 @@
           <w:i/>
           <w:iCs/>
           <w:kern w:val="0"/>
-          <w:sz w:val="22"/>
-          <w:szCs w:val="22"/>
+          <w:sz w:val="28"/>
+          <w:szCs w:val="28"/>
           <w:lang w:val="en-US"/>
           <w14:ligatures w14:val="none"/>
         </w:rPr>
@@ -580,8 +569,8 @@
           <w:i/>
           <w:iCs/>
           <w:kern w:val="0"/>
-          <w:sz w:val="22"/>
-          <w:szCs w:val="22"/>
+          <w:sz w:val="28"/>
+          <w:szCs w:val="28"/>
           <w:lang w:val="en-US"/>
           <w14:ligatures w14:val="none"/>
         </w:rPr>
@@ -594,8 +583,8 @@
           <w:i/>
           <w:iCs/>
           <w:kern w:val="0"/>
-          <w:sz w:val="22"/>
-          <w:szCs w:val="22"/>
+          <w:sz w:val="28"/>
+          <w:szCs w:val="28"/>
           <w:lang w:val="en-US"/>
           <w14:ligatures w14:val="none"/>
         </w:rPr>
@@ -608,8 +597,8 @@
           <w:i/>
           <w:iCs/>
           <w:kern w:val="0"/>
-          <w:sz w:val="22"/>
-          <w:szCs w:val="22"/>
+          <w:sz w:val="28"/>
+          <w:szCs w:val="28"/>
           <w:lang w:val="en-US"/>
           <w14:ligatures w14:val="none"/>
         </w:rPr>
@@ -622,8 +611,8 @@
           <w:i/>
           <w:iCs/>
           <w:kern w:val="0"/>
-          <w:sz w:val="22"/>
-          <w:szCs w:val="22"/>
+          <w:sz w:val="28"/>
+          <w:szCs w:val="28"/>
           <w:lang w:val="en-US"/>
           <w14:ligatures w14:val="none"/>
         </w:rPr>
@@ -637,6 +626,8 @@
           <w:i/>
           <w:iCs/>
           <w:kern w:val="0"/>
+          <w:sz w:val="28"/>
+          <w:szCs w:val="28"/>
           <w:lang w:val="en-US"/>
           <w14:ligatures w14:val="none"/>
         </w:rPr>

--- a/resources/work-order-template.docx
+++ b/resources/work-order-template.docx
@@ -37,13 +37,215 @@
             <w:pPr>
               <w:spacing w:after="0" w:line="240" w:lineRule="auto"/>
               <w:jc w:val="center"/>
+              <w:rPr>
+                <w:rFonts w:ascii="Times New Roman" w:eastAsia="Calibri" w:hAnsi="Times New Roman" w:cs="Times New Roman"/>
+                <w:kern w:val="0"/>
+                <w:sz w:val="20"/>
+                <w:szCs w:val="22"/>
+                <w:lang w:val="en-US"/>
+                <w14:ligatures w14:val="none"/>
+              </w:rPr>
             </w:pPr>
             <w:r>
+              <w:rPr>
+                <w:rFonts w:ascii="Times New Roman" w:eastAsia="Calibri" w:hAnsi="Times New Roman" w:cs="Times New Roman"/>
+                <w:noProof/>
+                <w:kern w:val="0"/>
+                <w:sz w:val="22"/>
+                <w:szCs w:val="22"/>
+                <w14:ligatures w14:val="none"/>
+              </w:rPr>
+              <mc:AlternateContent>
+                <mc:Choice Requires="wps">
+                  <w:drawing>
+                    <wp:anchor distT="0" distB="0" distL="114300" distR="114300" simplePos="0" relativeHeight="251659264" behindDoc="1" locked="0" layoutInCell="1" allowOverlap="1" wp14:anchorId="43152ACF" wp14:editId="1E180E62">
+                      <wp:simplePos x="0" y="0"/>
+                      <wp:positionH relativeFrom="column">
+                        <wp:posOffset>585470</wp:posOffset>
+                      </wp:positionH>
+                      <wp:positionV relativeFrom="paragraph">
+                        <wp:posOffset>86995</wp:posOffset>
+                      </wp:positionV>
+                      <wp:extent cx="4874260" cy="564515"/>
+                      <wp:effectExtent l="0" t="0" r="0" b="0"/>
+                      <wp:wrapNone/>
+                      <wp:docPr id="1366719364" name="WordArt 39"/>
+                      <wp:cNvGraphicFramePr>
+                        <a:graphicFrameLocks xmlns:a="http://schemas.openxmlformats.org/drawingml/2006/main"/>
+                      </wp:cNvGraphicFramePr>
+                      <a:graphic xmlns:a="http://schemas.openxmlformats.org/drawingml/2006/main">
+                        <a:graphicData uri="http://schemas.microsoft.com/office/word/2010/wordprocessingShape">
+                          <wps:wsp>
+                            <wps:cNvSpPr txBox="1">
+                              <a:spLocks/>
+                            </wps:cNvSpPr>
+                            <wps:spPr bwMode="auto">
+                              <a:xfrm>
+                                <a:off x="0" y="0"/>
+                                <a:ext cx="4874260" cy="564515"/>
+                              </a:xfrm>
+                              <a:prstGeom prst="rect">
+                                <a:avLst/>
+                              </a:prstGeom>
+                              <a:extLst>
+                                <a:ext uri="{AF507438-7753-43E0-B8FC-AC1667EBCBE1}">
+                                  <a14:hiddenEffects xmlns:a14="http://schemas.microsoft.com/office/drawing/2010/main">
+                                    <a:effectLst/>
+                                  </a14:hiddenEffects>
+                                </a:ext>
+                              </a:extLst>
+                            </wps:spPr>
+                            <wps:txbx>
+                              <w:txbxContent>
+                                <w:p>
+                                  <w:pPr>
+                                    <w:jc w:val="center"/>
+                                    <w:rPr>
+                                      <w:rFonts w:ascii="Impact" w:hAnsi="Impact"/>
+                                      <w:color w:val="001DAC"/>
+                                      <w:kern w:val="0"/>
+                                      <w:sz w:val="37"/>
+                                      <w:szCs w:val="37"/>
+                                      <w:lang w:val="en-GB"/>
+                                      <w14:textOutline w14:w="9525" w14:cap="flat" w14:cmpd="sng" w14:algn="ctr">
+                                        <w14:solidFill>
+                                          <w14:srgbClr w14:val="000000">
+                                            <w14:lumMod w14:val="100000"/>
+                                            <w14:lumOff w14:val="0"/>
+                                          </w14:srgbClr>
+                                        </w14:solidFill>
+                                        <w14:prstDash w14:val="solid"/>
+                                        <w14:round/>
+                                      </w14:textOutline>
+                                      <w14:ligatures w14:val="none"/>
+                                    </w:rPr>
+                                  </w:pPr>
+                                  <w:r>
+                                    <w:rPr>
+                                      <w:rFonts w:ascii="Impact" w:hAnsi="Impact"/>
+                                      <w:color w:val="001DAC"/>
+                                      <w:sz w:val="37"/>
+                                      <w:szCs w:val="37"/>
+                                      <w:lang w:val="en-GB"/>
+                                      <w14:textOutline w14:w="9525" w14:cap="flat" w14:cmpd="sng" w14:algn="ctr">
+                                        <w14:solidFill>
+                                          <w14:srgbClr w14:val="000000">
+                                            <w14:lumMod w14:val="100000"/>
+                                            <w14:lumOff w14:val="0"/>
+                                          </w14:srgbClr>
+                                        </w14:solidFill>
+                                        <w14:prstDash w14:val="solid"/>
+                                        <w14:round/>
+                                      </w14:textOutline>
+                                    </w:rPr>
+                                    <w:t>CYBERABAD MUNICIPAL CORPORATION</w:t>
+                                  </w:r>
+                                </w:p>
+                              </w:txbxContent>
+                            </wps:txbx>
+                            <wps:bodyPr wrap="square" lIns="0" tIns="0" rIns="0" bIns="0" numCol="1" fromWordArt="1">
+                              <a:prstTxWarp prst="textPlain">
+                                <a:avLst>
+                                  <a:gd name="adj" fmla="val 50000"/>
+                                </a:avLst>
+                              </a:prstTxWarp>
+                              <a:noAutofit/>
+                            </wps:bodyPr>
+                          </wps:wsp>
+                        </a:graphicData>
+                      </a:graphic>
+                      <wp14:sizeRelH relativeFrom="page">
+                        <wp14:pctWidth>0</wp14:pctWidth>
+                      </wp14:sizeRelH>
+                      <wp14:sizeRelV relativeFrom="page">
+                        <wp14:pctHeight>0</wp14:pctHeight>
+                      </wp14:sizeRelV>
+                    </wp:anchor>
+                  </w:drawing>
+                </mc:Choice>
+                <mc:Fallback>
+                  <w:pict>
+                    <v:shapetype w14:anchorId="43152ACF" id="_x0000_t202" coordsize="21600,21600" o:spt="202" path="m,l,21600r21600,l21600,xe">
+                      <v:stroke joinstyle="miter"/>
+                      <v:path gradientshapeok="t" o:connecttype="rect"/>
+                    </v:shapetype>
+                    <v:shape id="WordArt 39" o:spid="_x0000_s1026" type="#_x0000_t202" style="position:absolute;left:0;text-align:left;margin-left:46.1pt;margin-top:6.85pt;width:383.8pt;height:44.45pt;z-index:-251657216;visibility:visible;mso-wrap-style:square;mso-width-percent:0;mso-height-percent:0;mso-wrap-distance-left:9pt;mso-wrap-distance-top:0;mso-wrap-distance-right:9pt;mso-wrap-distance-bottom:0;mso-position-horizontal:absolute;mso-position-horizontal-relative:text;mso-position-vertical:absolute;mso-position-vertical-relative:text;mso-width-percent:0;mso-height-percent:0;mso-width-relative:page;mso-height-relative:page;v-text-anchor:top" o:gfxdata="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" filled="f" stroked="f">
+                      <v:textbox inset="0,0,0,0">
+                        <w:txbxContent>
+                          <w:p>
+                            <w:pPr>
+                              <w:jc w:val="center"/>
+                              <w:rPr>
+                                <w:rFonts w:ascii="Impact" w:hAnsi="Impact"/>
+                                <w:color w:val="001DAC"/>
+                                <w:kern w:val="0"/>
+                                <w:sz w:val="37"/>
+                                <w:szCs w:val="37"/>
+                                <w:lang w:val="en-GB"/>
+                                <w14:textOutline w14:w="9525" w14:cap="flat" w14:cmpd="sng" w14:algn="ctr">
+                                  <w14:solidFill>
+                                    <w14:srgbClr w14:val="000000">
+                                      <w14:lumMod w14:val="100000"/>
+                                      <w14:lumOff w14:val="0"/>
+                                    </w14:srgbClr>
+                                  </w14:solidFill>
+                                  <w14:prstDash w14:val="solid"/>
+                                  <w14:round/>
+                                </w14:textOutline>
+                                <w14:ligatures w14:val="none"/>
+                              </w:rPr>
+                            </w:pPr>
+                            <w:r>
+                              <w:rPr>
+                                <w:rFonts w:ascii="Impact" w:hAnsi="Impact"/>
+                                <w:color w:val="001DAC"/>
+                                <w:sz w:val="37"/>
+                                <w:szCs w:val="37"/>
+                                <w:lang w:val="en-GB"/>
+                                <w14:textOutline w14:w="9525" w14:cap="flat" w14:cmpd="sng" w14:algn="ctr">
+                                  <w14:solidFill>
+                                    <w14:srgbClr w14:val="000000">
+                                      <w14:lumMod w14:val="100000"/>
+                                      <w14:lumOff w14:val="0"/>
+                                    </w14:srgbClr>
+                                  </w14:solidFill>
+                                  <w14:prstDash w14:val="solid"/>
+                                  <w14:round/>
+                                </w14:textOutline>
+                              </w:rPr>
+                              <w:t>CYBERABAD MUNICIPAL CORPORATION</w:t>
+                            </w:r>
+                          </w:p>
+                        </w:txbxContent>
+                      </v:textbox>
+                    </v:shape>
+                  </w:pict>
+                </mc:Fallback>
+              </mc:AlternateContent>
+            </w:r>
+            <w:r>
+              <w:rPr>
+                <w:rFonts w:ascii="Times New Roman" w:eastAsia="Calibri" w:hAnsi="Times New Roman" w:cs="Times New Roman"/>
+                <w:noProof/>
+                <w:kern w:val="0"/>
+                <w:sz w:val="22"/>
+                <w:szCs w:val="22"/>
+                <w:lang w:val="en-US" w:bidi="te-IN"/>
+                <w14:ligatures w14:val="none"/>
+              </w:rPr>
               <w:drawing>
-                <wp:inline xmlns:wp="http://schemas.openxmlformats.org/drawingml/2006/wordprocessingDrawing" distT="0" distB="0" distL="0" distR="0">
+                <wp:anchor distT="0" distB="0" distL="114300" distR="114300" simplePos="0" relativeHeight="251660288" behindDoc="1" locked="0" layoutInCell="1" allowOverlap="1" wp14:anchorId="1BEC8E82" wp14:editId="5D23E0F3">
+                  <wp:simplePos x="0" y="0"/>
+                  <wp:positionH relativeFrom="column">
+                    <wp:posOffset>-52512</wp:posOffset>
+                  </wp:positionH>
+                  <wp:positionV relativeFrom="paragraph">
+                    <wp:posOffset>97624</wp:posOffset>
+                  </wp:positionV>
                   <wp:extent cx="561395" cy="572494"/>
-                  <wp:effectExtent l="0" t="0" r="0" b="0"/>
-                  <wp:docPr id="101" name="Emblem"/>
+                  <wp:effectExtent l="19050" t="0" r="0" b="0"/>
+                  <wp:wrapNone/>
+                  <wp:docPr id="34" name="Picture 10" descr="C:\Users\Administrator\Downloads\telanganalogo1.png"/>
                   <wp:cNvGraphicFramePr>
                     <a:graphicFrameLocks xmlns:a="http://schemas.openxmlformats.org/drawingml/2006/main" noChangeAspect="1"/>
                   </wp:cNvGraphicFramePr>
@@ -51,16 +253,19 @@
                     <a:graphicData uri="http://schemas.openxmlformats.org/drawingml/2006/picture">
                       <pic:pic xmlns:pic="http://schemas.openxmlformats.org/drawingml/2006/picture">
                         <pic:nvPicPr>
-                          <pic:cNvPr id="101" name="Emblem"/>
-                          <pic:cNvPicPr/>
+                          <pic:cNvPr id="0" name="Picture 10" descr="C:\Users\Administrator\Downloads\telanganalogo1.png"/>
+                          <pic:cNvPicPr>
+                            <a:picLocks noChangeAspect="1" noChangeArrowheads="1"/>
+                          </pic:cNvPicPr>
                         </pic:nvPicPr>
                         <pic:blipFill>
-                          <a:blip r:embed="rId5"/>
+                          <a:blip r:embed="rId5" cstate="print"/>
+                          <a:srcRect/>
                           <a:stretch>
                             <a:fillRect/>
                           </a:stretch>
                         </pic:blipFill>
-                        <pic:spPr>
+                        <pic:spPr bwMode="auto">
                           <a:xfrm>
                             <a:off x="0" y="0"/>
                             <a:ext cx="561395" cy="572494"/>
@@ -68,53 +273,43 @@
                           <a:prstGeom prst="rect">
                             <a:avLst/>
                           </a:prstGeom>
+                          <a:noFill/>
+                          <a:ln w="9525">
+                            <a:noFill/>
+                            <a:miter lim="800000"/>
+                            <a:headEnd/>
+                            <a:tailEnd/>
+                          </a:ln>
                         </pic:spPr>
                       </pic:pic>
                     </a:graphicData>
                   </a:graphic>
-                </wp:inline>
+                </wp:anchor>
               </w:drawing>
             </w:r>
-          </w:p>
-        </w:tc>
-        <w:tc>
-          <w:tcPr>
-            <w:tcW w:w="6316" w:type="dxa"/>
-            <w:vAlign w:val="center"/>
-          </w:tcPr>
-          <w:p>
-            <w:pPr>
-              <w:spacing w:after="0" w:line="240" w:lineRule="auto"/>
-              <w:jc w:val="center"/>
-            </w:pPr>
             <w:r>
               <w:rPr>
-                <w:rFonts w:ascii="Impact" w:hAnsi="Impact"/>
-                <w:color w:val="001DAC"/>
-                <w:sz w:val="37"/>
-                <w:szCs w:val="37"/>
-                <w:lang w:val="en-GB"/>
+                <w:rFonts w:ascii="Times New Roman" w:eastAsia="Calibri" w:hAnsi="Times New Roman" w:cs="Times New Roman"/>
+                <w:noProof/>
+                <w:kern w:val="0"/>
+                <w:sz w:val="22"/>
+                <w:szCs w:val="22"/>
+                <w:lang w:val="en-US" w:bidi="te-IN"/>
+                <w14:ligatures w14:val="none"/>
               </w:rPr>
-              <w:t>CYBERABAD MUNICIPAL CORPORATION</w:t>
-            </w:r>
-          </w:p>
-        </w:tc>
-        <w:tc>
-          <w:tcPr>
-            <w:tcW w:w="1350" w:type="dxa"/>
-            <w:vAlign w:val="center"/>
-          </w:tcPr>
-          <w:p>
-            <w:pPr>
-              <w:spacing w:after="0" w:line="240" w:lineRule="auto"/>
-              <w:jc w:val="center"/>
-            </w:pPr>
-            <w:r>
               <w:drawing>
-                <wp:inline xmlns:wp="http://schemas.openxmlformats.org/drawingml/2006/wordprocessingDrawing" distT="0" distB="0" distL="0" distR="0">
+                <wp:anchor distT="0" distB="0" distL="114300" distR="114300" simplePos="0" relativeHeight="251661312" behindDoc="1" locked="0" layoutInCell="1" allowOverlap="1" wp14:anchorId="4479AE4F" wp14:editId="0B20D2FC">
+                  <wp:simplePos x="0" y="0"/>
+                  <wp:positionH relativeFrom="column">
+                    <wp:posOffset>5537255</wp:posOffset>
+                  </wp:positionH>
+                  <wp:positionV relativeFrom="paragraph">
+                    <wp:posOffset>2209</wp:posOffset>
+                  </wp:positionV>
                   <wp:extent cx="656811" cy="620202"/>
-                  <wp:effectExtent l="0" t="0" r="0" b="0"/>
-                  <wp:docPr id="102" name="Logo"/>
+                  <wp:effectExtent l="19050" t="0" r="0" b="0"/>
+                  <wp:wrapNone/>
+                  <wp:docPr id="35" name="Picture 14" descr="C:\Users\Administrator\Downloads\TGNewLogo.jpg"/>
                   <wp:cNvGraphicFramePr>
                     <a:graphicFrameLocks xmlns:a="http://schemas.openxmlformats.org/drawingml/2006/main" noChangeAspect="1"/>
                   </wp:cNvGraphicFramePr>
@@ -122,16 +317,19 @@
                     <a:graphicData uri="http://schemas.openxmlformats.org/drawingml/2006/picture">
                       <pic:pic xmlns:pic="http://schemas.openxmlformats.org/drawingml/2006/picture">
                         <pic:nvPicPr>
-                          <pic:cNvPr id="102" name="Logo"/>
-                          <pic:cNvPicPr/>
+                          <pic:cNvPr id="0" name="Picture 14" descr="C:\Users\Administrator\Downloads\TGNewLogo.jpg"/>
+                          <pic:cNvPicPr>
+                            <a:picLocks noChangeAspect="1" noChangeArrowheads="1"/>
+                          </pic:cNvPicPr>
                         </pic:nvPicPr>
                         <pic:blipFill>
-                          <a:blip r:embed="rId6"/>
+                          <a:blip r:embed="rId6" cstate="print"/>
+                          <a:srcRect/>
                           <a:stretch>
                             <a:fillRect/>
                           </a:stretch>
                         </pic:blipFill>
-                        <pic:spPr>
+                        <pic:spPr bwMode="auto">
                           <a:xfrm>
                             <a:off x="0" y="0"/>
                             <a:ext cx="656811" cy="620202"/>
@@ -139,11 +337,18 @@
                           <a:prstGeom prst="rect">
                             <a:avLst/>
                           </a:prstGeom>
+                          <a:noFill/>
+                          <a:ln w="9525">
+                            <a:noFill/>
+                            <a:miter lim="800000"/>
+                            <a:headEnd/>
+                            <a:tailEnd/>
+                          </a:ln>
                         </pic:spPr>
                       </pic:pic>
                     </a:graphicData>
                   </a:graphic>
-                </wp:inline>
+                </wp:anchor>
               </w:drawing>
             </w:r>
           </w:p>
@@ -222,8 +427,8 @@
           <w:b/>
           <w:bCs/>
           <w:kern w:val="0"/>
-          <w:sz w:val="28"/>
-          <w:szCs w:val="28"/>
+          <w:sz w:val="24"/>
+          <w:szCs w:val="24"/>
           <w:lang w:val="en-US"/>
           <w14:ligatures w14:val="none"/>
         </w:rPr>
@@ -235,8 +440,8 @@
           <w:i/>
           <w:iCs/>
           <w:kern w:val="0"/>
-          <w:sz w:val="28"/>
-          <w:szCs w:val="28"/>
+          <w:sz w:val="24"/>
+          <w:szCs w:val="24"/>
           <w:lang w:val="en-US"/>
           <w14:ligatures w14:val="none"/>
         </w:rPr>
@@ -253,8 +458,8 @@
           <w:i/>
           <w:iCs/>
           <w:kern w:val="0"/>
-          <w:sz w:val="28"/>
-          <w:szCs w:val="28"/>
+          <w:sz w:val="24"/>
+          <w:szCs w:val="24"/>
           <w:lang w:val="en-US"/>
           <w14:ligatures w14:val="none"/>
         </w:rPr>
@@ -266,8 +471,8 @@
           <w:i/>
           <w:iCs/>
           <w:kern w:val="0"/>
-          <w:sz w:val="28"/>
-          <w:szCs w:val="28"/>
+          <w:sz w:val="24"/>
+          <w:szCs w:val="24"/>
           <w:lang w:val="en-US"/>
           <w14:ligatures w14:val="none"/>
         </w:rPr>
@@ -280,8 +485,8 @@
           <w:i/>
           <w:iCs/>
           <w:kern w:val="0"/>
-          <w:sz w:val="28"/>
-          <w:szCs w:val="28"/>
+          <w:sz w:val="24"/>
+          <w:szCs w:val="24"/>
           <w:lang w:val="en-US"/>
           <w14:ligatures w14:val="none"/>
         </w:rPr>
@@ -294,8 +499,8 @@
           <w:i/>
           <w:iCs/>
           <w:kern w:val="0"/>
-          <w:sz w:val="28"/>
-          <w:szCs w:val="28"/>
+          <w:sz w:val="24"/>
+          <w:szCs w:val="24"/>
           <w:lang w:val="en-US"/>
           <w14:ligatures w14:val="none"/>
         </w:rPr>
@@ -308,8 +513,8 @@
           <w:i/>
           <w:iCs/>
           <w:kern w:val="0"/>
-          <w:sz w:val="28"/>
-          <w:szCs w:val="28"/>
+          <w:sz w:val="24"/>
+          <w:szCs w:val="24"/>
           <w:lang w:val="en-US"/>
           <w14:ligatures w14:val="none"/>
         </w:rPr>
@@ -322,8 +527,8 @@
           <w:i/>
           <w:iCs/>
           <w:kern w:val="0"/>
-          <w:sz w:val="28"/>
-          <w:szCs w:val="28"/>
+          <w:sz w:val="24"/>
+          <w:szCs w:val="24"/>
           <w:lang w:val="en-US"/>
           <w14:ligatures w14:val="none"/>
         </w:rPr>
@@ -336,8 +541,8 @@
           <w:i/>
           <w:iCs/>
           <w:kern w:val="0"/>
-          <w:sz w:val="28"/>
-          <w:szCs w:val="28"/>
+          <w:sz w:val="24"/>
+          <w:szCs w:val="24"/>
           <w:lang w:val="en-US"/>
           <w14:ligatures w14:val="none"/>
         </w:rPr>
@@ -350,8 +555,8 @@
           <w:i/>
           <w:iCs/>
           <w:kern w:val="0"/>
-          <w:sz w:val="28"/>
-          <w:szCs w:val="28"/>
+          <w:sz w:val="24"/>
+          <w:szCs w:val="24"/>
           <w:lang w:val="en-US"/>
           <w14:ligatures w14:val="none"/>
         </w:rPr>
@@ -364,8 +569,8 @@
           <w:i/>
           <w:iCs/>
           <w:kern w:val="0"/>
-          <w:sz w:val="28"/>
-          <w:szCs w:val="28"/>
+          <w:sz w:val="24"/>
+          <w:szCs w:val="24"/>
           <w:lang w:val="en-US"/>
           <w14:ligatures w14:val="none"/>
         </w:rPr>
@@ -383,8 +588,8 @@
           <w:i/>
           <w:iCs/>
           <w:kern w:val="0"/>
-          <w:sz w:val="28"/>
-          <w:szCs w:val="28"/>
+          <w:sz w:val="24"/>
+          <w:szCs w:val="24"/>
           <w:lang w:val="en-US"/>
           <w14:ligatures w14:val="none"/>
         </w:rPr>
@@ -396,8 +601,8 @@
           <w:i/>
           <w:iCs/>
           <w:kern w:val="0"/>
-          <w:sz w:val="28"/>
-          <w:szCs w:val="28"/>
+          <w:sz w:val="24"/>
+          <w:szCs w:val="24"/>
           <w:lang w:val="en-US"/>
           <w14:ligatures w14:val="none"/>
         </w:rPr>
@@ -411,8 +616,8 @@
           <w:i/>
           <w:iCs/>
           <w:kern w:val="0"/>
-          <w:sz w:val="28"/>
-          <w:szCs w:val="28"/>
+          <w:sz w:val="24"/>
+          <w:szCs w:val="24"/>
           <w:lang w:val="en-US"/>
           <w14:ligatures w14:val="none"/>
         </w:rPr>
@@ -425,8 +630,8 @@
           <w:i/>
           <w:iCs/>
           <w:kern w:val="0"/>
-          <w:sz w:val="28"/>
-          <w:szCs w:val="28"/>
+          <w:sz w:val="24"/>
+          <w:szCs w:val="24"/>
           <w:lang w:val="en-US"/>
           <w14:ligatures w14:val="none"/>
         </w:rPr>
@@ -439,8 +644,8 @@
           <w:i/>
           <w:iCs/>
           <w:kern w:val="0"/>
-          <w:sz w:val="28"/>
-          <w:szCs w:val="28"/>
+          <w:sz w:val="24"/>
+          <w:szCs w:val="24"/>
           <w:lang w:val="en-US"/>
           <w14:ligatures w14:val="none"/>
         </w:rPr>
@@ -457,8 +662,8 @@
           <w:i/>
           <w:iCs/>
           <w:kern w:val="0"/>
-          <w:sz w:val="28"/>
-          <w:szCs w:val="28"/>
+          <w:sz w:val="24"/>
+          <w:szCs w:val="24"/>
           <w:lang w:val="en-US"/>
           <w14:ligatures w14:val="none"/>
         </w:rPr>
@@ -470,8 +675,8 @@
           <w:i/>
           <w:iCs/>
           <w:kern w:val="0"/>
-          <w:sz w:val="28"/>
-          <w:szCs w:val="28"/>
+          <w:sz w:val="24"/>
+          <w:szCs w:val="24"/>
           <w:lang w:val="en-US"/>
           <w14:ligatures w14:val="none"/>
         </w:rPr>
@@ -484,8 +689,8 @@
           <w:i/>
           <w:iCs/>
           <w:kern w:val="0"/>
-          <w:sz w:val="28"/>
-          <w:szCs w:val="28"/>
+          <w:sz w:val="24"/>
+          <w:szCs w:val="24"/>
           <w:lang w:val="en-US"/>
           <w14:ligatures w14:val="none"/>
         </w:rPr>
@@ -513,8 +718,8 @@
           <w:i/>
           <w:iCs/>
           <w:kern w:val="0"/>
-          <w:sz w:val="28"/>
-          <w:szCs w:val="28"/>
+          <w:sz w:val="24"/>
+          <w:szCs w:val="24"/>
           <w:lang w:val="en-US"/>
           <w14:ligatures w14:val="none"/>
         </w:rPr>
@@ -527,8 +732,8 @@
           <w:i/>
           <w:iCs/>
           <w:kern w:val="0"/>
-          <w:sz w:val="28"/>
-          <w:szCs w:val="28"/>
+          <w:sz w:val="24"/>
+          <w:szCs w:val="24"/>
           <w:lang w:val="en-US"/>
           <w14:ligatures w14:val="none"/>
         </w:rPr>
@@ -541,8 +746,8 @@
           <w:i/>
           <w:iCs/>
           <w:kern w:val="0"/>
-          <w:sz w:val="28"/>
-          <w:szCs w:val="28"/>
+          <w:sz w:val="24"/>
+          <w:szCs w:val="24"/>
           <w:lang w:val="en-US"/>
           <w14:ligatures w14:val="none"/>
         </w:rPr>
@@ -555,8 +760,8 @@
           <w:i/>
           <w:iCs/>
           <w:kern w:val="0"/>
-          <w:sz w:val="28"/>
-          <w:szCs w:val="28"/>
+          <w:sz w:val="24"/>
+          <w:szCs w:val="24"/>
           <w:lang w:val="en-US"/>
           <w14:ligatures w14:val="none"/>
         </w:rPr>
@@ -569,8 +774,8 @@
           <w:i/>
           <w:iCs/>
           <w:kern w:val="0"/>
-          <w:sz w:val="28"/>
-          <w:szCs w:val="28"/>
+          <w:sz w:val="24"/>
+          <w:szCs w:val="24"/>
           <w:lang w:val="en-US"/>
           <w14:ligatures w14:val="none"/>
         </w:rPr>
@@ -583,8 +788,8 @@
           <w:i/>
           <w:iCs/>
           <w:kern w:val="0"/>
-          <w:sz w:val="28"/>
-          <w:szCs w:val="28"/>
+          <w:sz w:val="24"/>
+          <w:szCs w:val="24"/>
           <w:lang w:val="en-US"/>
           <w14:ligatures w14:val="none"/>
         </w:rPr>
@@ -597,8 +802,8 @@
           <w:i/>
           <w:iCs/>
           <w:kern w:val="0"/>
-          <w:sz w:val="28"/>
-          <w:szCs w:val="28"/>
+          <w:sz w:val="24"/>
+          <w:szCs w:val="24"/>
           <w:lang w:val="en-US"/>
           <w14:ligatures w14:val="none"/>
         </w:rPr>
@@ -611,8 +816,8 @@
           <w:i/>
           <w:iCs/>
           <w:kern w:val="0"/>
-          <w:sz w:val="28"/>
-          <w:szCs w:val="28"/>
+          <w:sz w:val="24"/>
+          <w:szCs w:val="24"/>
           <w:lang w:val="en-US"/>
           <w14:ligatures w14:val="none"/>
         </w:rPr>
@@ -626,8 +831,8 @@
           <w:i/>
           <w:iCs/>
           <w:kern w:val="0"/>
-          <w:sz w:val="28"/>
-          <w:szCs w:val="28"/>
+          <w:sz w:val="24"/>
+          <w:szCs w:val="24"/>
           <w:lang w:val="en-US"/>
           <w14:ligatures w14:val="none"/>
         </w:rPr>
@@ -2867,7 +3072,7 @@
     </w:p>
     <w:sectPr>
       <w:pgSz w:w="11906" w:h="16838"/>
-      <w:pgMar w:top="936" w:right="1440" w:bottom="1440" w:left="1440" w:header="708" w:footer="708" w:gutter="0"/>
+      <w:pgMar w:top="936" w:right="1440" w:bottom="720" w:left="1440" w:header="708" w:footer="708" w:gutter="0"/>
       <w:cols w:space="708"/>
       <w:docGrid w:linePitch="360"/>
     </w:sectPr>

--- a/resources/work-order-template.docx
+++ b/resources/work-order-template.docx
@@ -1141,7 +1141,7 @@
                   <wp:posOffset>28575</wp:posOffset>
                 </wp:positionH>
                 <wp:positionV relativeFrom="paragraph">
-                  <wp:posOffset>36194</wp:posOffset>
+                  <wp:posOffset>-160020</wp:posOffset>
                 </wp:positionV>
                 <wp:extent cx="5810250" cy="0"/>
                 <wp:effectExtent l="0" t="12700" r="6350" b="0"/>

--- a/resources/work-order-template.docx
+++ b/resources/work-order-template.docx
@@ -963,7 +963,7 @@
           <w:szCs w:val="21"/>
           <w14:ligatures w14:val="none"/>
         </w:rPr>
-        <w:t>CMC/QBZ/</w:t>
+        <w:t>CMC/{{ZoneAbbr}}/</w:t>
       </w:r>
       <w:r>
         <w:rPr>
@@ -1597,7 +1597,7 @@
           <w:lang w:val="en-US"/>
           <w14:ligatures w14:val="none"/>
         </w:rPr>
-        <w:t xml:space="preserve">Note approved by the Zonal Commissioner, QBZ, CMC </w:t>
+        <w:t xml:space="preserve">Note approved by the Zonal Commissioner, {{ZoneAbbr}}, CMC </w:t>
       </w:r>
       <w:proofErr w:type="gramStart"/>
       <w:r>

--- a/resources/work-order-template.docx
+++ b/resources/work-order-template.docx
@@ -445,137 +445,7 @@
           <w:lang w:val="en-US"/>
           <w14:ligatures w14:val="none"/>
         </w:rPr>
-        <w:t xml:space="preserve">Office of the </w:t>
-      </w:r>
-    </w:p>
-    <w:p>
-      <w:pPr>
-        <w:spacing w:after="0" w:line="240" w:lineRule="auto"/>
-        <w:jc w:val="right"/>
-        <w:rPr>
-          <w:rFonts w:ascii="Times New Roman" w:eastAsia="Calibri" w:hAnsi="Times New Roman" w:cs="Times New Roman"/>
-          <w:b/>
-          <w:i/>
-          <w:iCs/>
-          <w:kern w:val="0"/>
-          <w:sz w:val="24"/>
-          <w:szCs w:val="24"/>
-          <w:lang w:val="en-US"/>
-          <w14:ligatures w14:val="none"/>
-        </w:rPr>
-      </w:pPr>
-      <w:r>
-        <w:rPr>
-          <w:rFonts w:ascii="Times New Roman" w:eastAsia="Calibri" w:hAnsi="Times New Roman" w:cs="Times New Roman"/>
-          <w:b/>
-          <w:i/>
-          <w:iCs/>
-          <w:kern w:val="0"/>
-          <w:sz w:val="24"/>
-          <w:szCs w:val="24"/>
-          <w:lang w:val="en-US"/>
-          <w14:ligatures w14:val="none"/>
-        </w:rPr>
-        <w:tab/>
-      </w:r>
-      <w:r>
-        <w:rPr>
-          <w:rFonts w:ascii="Times New Roman" w:eastAsia="Calibri" w:hAnsi="Times New Roman" w:cs="Times New Roman"/>
-          <w:b/>
-          <w:i/>
-          <w:iCs/>
-          <w:kern w:val="0"/>
-          <w:sz w:val="24"/>
-          <w:szCs w:val="24"/>
-          <w:lang w:val="en-US"/>
-          <w14:ligatures w14:val="none"/>
-        </w:rPr>
-        <w:tab/>
-      </w:r>
-      <w:r>
-        <w:rPr>
-          <w:rFonts w:ascii="Times New Roman" w:eastAsia="Calibri" w:hAnsi="Times New Roman" w:cs="Times New Roman"/>
-          <w:b/>
-          <w:i/>
-          <w:iCs/>
-          <w:kern w:val="0"/>
-          <w:sz w:val="24"/>
-          <w:szCs w:val="24"/>
-          <w:lang w:val="en-US"/>
-          <w14:ligatures w14:val="none"/>
-        </w:rPr>
-        <w:tab/>
-      </w:r>
-      <w:r>
-        <w:rPr>
-          <w:rFonts w:ascii="Times New Roman" w:eastAsia="Calibri" w:hAnsi="Times New Roman" w:cs="Times New Roman"/>
-          <w:b/>
-          <w:i/>
-          <w:iCs/>
-          <w:kern w:val="0"/>
-          <w:sz w:val="24"/>
-          <w:szCs w:val="24"/>
-          <w:lang w:val="en-US"/>
-          <w14:ligatures w14:val="none"/>
-        </w:rPr>
-        <w:tab/>
-      </w:r>
-      <w:r>
-        <w:rPr>
-          <w:rFonts w:ascii="Times New Roman" w:eastAsia="Calibri" w:hAnsi="Times New Roman" w:cs="Times New Roman"/>
-          <w:b/>
-          <w:i/>
-          <w:iCs/>
-          <w:kern w:val="0"/>
-          <w:sz w:val="24"/>
-          <w:szCs w:val="24"/>
-          <w:lang w:val="en-US"/>
-          <w14:ligatures w14:val="none"/>
-        </w:rPr>
-        <w:tab/>
-      </w:r>
-      <w:r>
-        <w:rPr>
-          <w:rFonts w:ascii="Times New Roman" w:eastAsia="Calibri" w:hAnsi="Times New Roman" w:cs="Times New Roman"/>
-          <w:b/>
-          <w:i/>
-          <w:iCs/>
-          <w:kern w:val="0"/>
-          <w:sz w:val="24"/>
-          <w:szCs w:val="24"/>
-          <w:lang w:val="en-US"/>
-          <w14:ligatures w14:val="none"/>
-        </w:rPr>
-        <w:tab/>
-      </w:r>
-      <w:r>
-        <w:rPr>
-          <w:rFonts w:ascii="Times New Roman" w:eastAsia="Calibri" w:hAnsi="Times New Roman" w:cs="Times New Roman"/>
-          <w:b/>
-          <w:i/>
-          <w:iCs/>
-          <w:kern w:val="0"/>
-          <w:sz w:val="24"/>
-          <w:szCs w:val="24"/>
-          <w:lang w:val="en-US"/>
-          <w14:ligatures w14:val="none"/>
-        </w:rPr>
-        <w:tab/>
-      </w:r>
-      <w:r>
-        <w:rPr>
-          <w:rFonts w:ascii="Times New Roman" w:eastAsia="Calibri" w:hAnsi="Times New Roman" w:cs="Times New Roman"/>
-          <w:b/>
-          <w:i/>
-          <w:iCs/>
-          <w:kern w:val="0"/>
-          <w:sz w:val="24"/>
-          <w:szCs w:val="24"/>
-          <w:lang w:val="en-US"/>
-          <w14:ligatures w14:val="none"/>
-        </w:rPr>
-        <w:tab/>
-        <w:t xml:space="preserve">    Executive Engineer</w:t>
+        <w:t>O/o Executive Engineer</w:t>
       </w:r>
     </w:p>
     <w:p>

--- a/resources/work-order-template.docx
+++ b/resources/work-order-template.docx
@@ -2622,161 +2622,85 @@
     <w:p>
       <w:pPr>
         <w:spacing w:after="0" w:line="240" w:lineRule="auto"/>
-        <w:ind w:left="5040" w:firstLine="720"/>
-        <w:rPr>
-          <w:rFonts w:ascii="Times New Roman" w:eastAsia="Times New Roman" w:hAnsi="Times New Roman" w:cs="Times New Roman"/>
-          <w:b/>
-          <w:kern w:val="0"/>
-          <w:sz w:val="22"/>
-          <w:szCs w:val="22"/>
-          <w:lang w:val="en-US"/>
-          <w14:ligatures w14:val="none"/>
-        </w:rPr>
-      </w:pPr>
-      <w:r>
-        <w:rPr>
-          <w:rFonts w:ascii="Times New Roman" w:eastAsia="Times New Roman" w:hAnsi="Times New Roman" w:cs="Times New Roman"/>
-          <w:b/>
-          <w:kern w:val="0"/>
-          <w:sz w:val="22"/>
-          <w:szCs w:val="22"/>
-          <w:lang w:val="en-US"/>
-          <w14:ligatures w14:val="none"/>
-        </w:rPr>
-        <w:t xml:space="preserve">            Executive Engineer </w:t>
+        <w:ind w:left="5040"/>
+        <w:jc w:val="center"/>
+        <w:rPr>
+          <w:rFonts w:ascii="Times New Roman" w:eastAsia="Times New Roman" w:hAnsi="Times New Roman" w:cs="Times New Roman"/>
+          <w:b/>
+          <w:kern w:val="0"/>
+          <w:sz w:val="22"/>
+          <w:szCs w:val="22"/>
+          <w:lang w:val="en-US"/>
+          <w14:ligatures w14:val="none"/>
+        </w:rPr>
+      </w:pPr>
+      <w:r>
+        <w:rPr>
+          <w:rFonts w:ascii="Times New Roman" w:eastAsia="Times New Roman" w:hAnsi="Times New Roman" w:cs="Times New Roman"/>
+          <w:b/>
+          <w:kern w:val="0"/>
+          <w:sz w:val="22"/>
+          <w:szCs w:val="22"/>
+          <w:lang w:val="en-US"/>
+          <w14:ligatures w14:val="none"/>
+        </w:rPr>
+        <w:t xml:space="preserve">Executive Engineer</w:t>
       </w:r>
     </w:p>
     <w:p>
       <w:pPr>
         <w:spacing w:after="0" w:line="240" w:lineRule="auto"/>
-        <w:rPr>
-          <w:rFonts w:ascii="Times New Roman" w:eastAsia="Times New Roman" w:hAnsi="Times New Roman" w:cs="Times New Roman"/>
-          <w:kern w:val="0"/>
-          <w:sz w:val="22"/>
-          <w:szCs w:val="22"/>
-          <w:lang w:val="en-US"/>
-          <w14:ligatures w14:val="none"/>
-        </w:rPr>
-      </w:pPr>
-      <w:r>
-        <w:rPr>
-          <w:rFonts w:ascii="Times New Roman" w:eastAsia="Times New Roman" w:hAnsi="Times New Roman" w:cs="Times New Roman"/>
-          <w:b/>
-          <w:kern w:val="0"/>
-          <w:sz w:val="22"/>
-          <w:szCs w:val="22"/>
-          <w:lang w:val="en-US"/>
-          <w14:ligatures w14:val="none"/>
-        </w:rPr>
-        <w:tab/>
-      </w:r>
-      <w:r>
-        <w:rPr>
-          <w:rFonts w:ascii="Times New Roman" w:eastAsia="Times New Roman" w:hAnsi="Times New Roman" w:cs="Times New Roman"/>
-          <w:b/>
-          <w:kern w:val="0"/>
-          <w:sz w:val="22"/>
-          <w:szCs w:val="22"/>
-          <w:lang w:val="en-US"/>
-          <w14:ligatures w14:val="none"/>
-        </w:rPr>
-        <w:tab/>
-      </w:r>
-      <w:r>
-        <w:rPr>
-          <w:rFonts w:ascii="Times New Roman" w:eastAsia="Times New Roman" w:hAnsi="Times New Roman" w:cs="Times New Roman"/>
-          <w:b/>
-          <w:kern w:val="0"/>
-          <w:sz w:val="22"/>
-          <w:szCs w:val="22"/>
-          <w:lang w:val="en-US"/>
-          <w14:ligatures w14:val="none"/>
-        </w:rPr>
-        <w:tab/>
-      </w:r>
-      <w:r>
-        <w:rPr>
-          <w:rFonts w:ascii="Times New Roman" w:eastAsia="Times New Roman" w:hAnsi="Times New Roman" w:cs="Times New Roman"/>
-          <w:b/>
-          <w:kern w:val="0"/>
-          <w:sz w:val="22"/>
-          <w:szCs w:val="22"/>
-          <w:lang w:val="en-US"/>
-          <w14:ligatures w14:val="none"/>
-        </w:rPr>
-        <w:tab/>
-      </w:r>
-      <w:r>
-        <w:rPr>
-          <w:rFonts w:ascii="Times New Roman" w:eastAsia="Times New Roman" w:hAnsi="Times New Roman" w:cs="Times New Roman"/>
-          <w:b/>
-          <w:kern w:val="0"/>
-          <w:sz w:val="22"/>
-          <w:szCs w:val="22"/>
-          <w:lang w:val="en-US"/>
-          <w14:ligatures w14:val="none"/>
-        </w:rPr>
-        <w:tab/>
-      </w:r>
-      <w:r>
-        <w:rPr>
-          <w:rFonts w:ascii="Times New Roman" w:eastAsia="Times New Roman" w:hAnsi="Times New Roman" w:cs="Times New Roman"/>
-          <w:b/>
-          <w:kern w:val="0"/>
-          <w:sz w:val="22"/>
-          <w:szCs w:val="22"/>
-          <w:lang w:val="en-US"/>
-          <w14:ligatures w14:val="none"/>
-        </w:rPr>
-        <w:tab/>
-      </w:r>
-      <w:r>
-        <w:rPr>
-          <w:rFonts w:ascii="Times New Roman" w:eastAsia="Times New Roman" w:hAnsi="Times New Roman" w:cs="Times New Roman"/>
-          <w:b/>
-          <w:kern w:val="0"/>
-          <w:sz w:val="22"/>
-          <w:szCs w:val="22"/>
-          <w:lang w:val="en-US"/>
-          <w14:ligatures w14:val="none"/>
-        </w:rPr>
-        <w:tab/>
-        <w:t xml:space="preserve">              </w:t>
-      </w:r>
-      <w:r>
-        <w:rPr>
-          <w:rFonts w:ascii="Times New Roman" w:eastAsia="Times New Roman" w:hAnsi="Times New Roman" w:cs="Times New Roman"/>
-          <w:b/>
-          <w:kern w:val="0"/>
-          <w:sz w:val="22"/>
-          <w:szCs w:val="22"/>
-          <w:lang w:val="en-US"/>
-          <w14:ligatures w14:val="none"/>
-        </w:rPr>
-        <w:t>{{Circle}}</w:t>
-      </w:r>
-      <w:r>
-        <w:rPr>
-          <w:rFonts w:ascii="Times New Roman" w:eastAsia="Times New Roman" w:hAnsi="Times New Roman" w:cs="Times New Roman"/>
-          <w:b/>
-          <w:kern w:val="0"/>
-          <w:sz w:val="22"/>
-          <w:szCs w:val="22"/>
-          <w:lang w:val="en-US"/>
-          <w14:ligatures w14:val="none"/>
-        </w:rPr>
-        <w:t xml:space="preserve"> Circle, CMC</w:t>
-      </w:r>
-      <w:r>
-        <w:rPr>
-          <w:rFonts w:ascii="Times New Roman" w:eastAsia="Times New Roman" w:hAnsi="Times New Roman" w:cs="Times New Roman"/>
-          <w:kern w:val="0"/>
-          <w:sz w:val="22"/>
-          <w:szCs w:val="22"/>
-          <w:lang w:val="en-US"/>
-          <w14:ligatures w14:val="none"/>
-        </w:rPr>
-        <w:t xml:space="preserve">.    </w:t>
+        <w:ind w:left="5040"/>
+        <w:jc w:val="center"/>
+        <w:rPr>
+          <w:rFonts w:ascii="Times New Roman" w:eastAsia="Times New Roman" w:hAnsi="Times New Roman" w:cs="Times New Roman"/>
+          <w:b/>
+          <w:kern w:val="0"/>
+          <w:sz w:val="22"/>
+          <w:szCs w:val="22"/>
+          <w:lang w:val="en-US"/>
+          <w14:ligatures w14:val="none"/>
+        </w:rPr>
+      </w:pPr>
+      <w:r>
+        <w:rPr>
+          <w:rFonts w:ascii="Times New Roman" w:eastAsia="Times New Roman" w:hAnsi="Times New Roman" w:cs="Times New Roman"/>
+          <w:b/>
+          <w:kern w:val="0"/>
+          <w:sz w:val="22"/>
+          <w:szCs w:val="22"/>
+          <w:lang w:val="en-US"/>
+          <w14:ligatures w14:val="none"/>
+        </w:rPr>
+        <w:t xml:space="preserve">{{Circle}} Circle-{{CNO}}</w:t>
+      </w:r>
+    </w:p>
+    <w:p>
+      <w:pPr>
+        <w:spacing w:after="0" w:line="240" w:lineRule="auto"/>
+        <w:ind w:left="5040"/>
+        <w:jc w:val="center"/>
+        <w:rPr>
+          <w:rFonts w:ascii="Times New Roman" w:eastAsia="Times New Roman" w:hAnsi="Times New Roman" w:cs="Times New Roman"/>
+          <w:b/>
+          <w:kern w:val="0"/>
+          <w:sz w:val="22"/>
+          <w:szCs w:val="22"/>
+          <w:lang w:val="en-US"/>
+          <w14:ligatures w14:val="none"/>
+        </w:rPr>
+      </w:pPr>
+      <w:r>
+        <w:rPr>
+          <w:rFonts w:ascii="Times New Roman" w:eastAsia="Times New Roman" w:hAnsi="Times New Roman" w:cs="Times New Roman"/>
+          <w:b/>
+          <w:kern w:val="0"/>
+          <w:sz w:val="22"/>
+          <w:szCs w:val="22"/>
+          <w:lang w:val="en-US"/>
+          <w14:ligatures w14:val="none"/>
+        </w:rPr>
+        <w:t xml:space="preserve">{{Corporation}}</w:t>
       </w:r>
     </w:p>
     <w:p>

--- a/resources/work-order-template.docx
+++ b/resources/work-order-template.docx
@@ -1397,6 +1397,7 @@
         <w:autoSpaceDN w:val="0"/>
         <w:adjustRightInd w:val="0"/>
         <w:spacing w:after="0" w:line="240" w:lineRule="auto"/>
+        <w:ind w:left="1440" w:hanging="720"/>
         <w:rPr>
           <w:rFonts w:ascii="Times New Roman" w:eastAsia="Times New Roman" w:hAnsi="Times New Roman" w:cs="Times New Roman"/>
           <w:kern w:val="0"/>
@@ -1417,7 +1418,6 @@
           <w:lang w:val="en-US"/>
           <w14:ligatures w14:val="none"/>
         </w:rPr>
-        <w:t xml:space="preserve">          </w:t>
       </w:r>
       <w:proofErr w:type="gramStart"/>
       <w:r>
@@ -1445,18 +1445,17 @@
           <w:lang w:val="en-US"/>
           <w14:ligatures w14:val="none"/>
         </w:rPr>
-        <w:t xml:space="preserve">  </w:t>
-      </w:r>
-      <w:r>
-        <w:rPr>
-          <w:rFonts w:ascii="Times New Roman" w:eastAsia="Times New Roman" w:hAnsi="Times New Roman" w:cs="Times New Roman"/>
-          <w:kern w:val="0"/>
-          <w:sz w:val="22"/>
-          <w:szCs w:val="22"/>
-          <w:lang w:val="en-US"/>
-          <w14:ligatures w14:val="none"/>
-        </w:rPr>
-        <w:t xml:space="preserve">   </w:t>
+        <w:t xml:space="preserve"> </w:t>
+      </w:r>
+      <w:r>
+        <w:rPr>
+          <w:rFonts w:ascii="Times New Roman" w:eastAsia="Times New Roman" w:hAnsi="Times New Roman" w:cs="Times New Roman"/>
+          <w:kern w:val="0"/>
+          <w:sz w:val="22"/>
+          <w:szCs w:val="22"/>
+          <w:lang w:val="en-US"/>
+          <w14:ligatures w14:val="none"/>
+        </w:rPr>
       </w:r>
       <w:r>
         <w:rPr>

--- a/resources/work-order-template.docx
+++ b/resources/work-order-template.docx
@@ -138,7 +138,7 @@
                                         <w14:round/>
                                       </w14:textOutline>
                                     </w:rPr>
-                                    <w:t>CYBERABAD MUNICIPAL CORPORATION</w:t>
+                                    <w:t>{{Corp Full Caps}}</w:t>
                                   </w:r>
                                 </w:p>
                               </w:txbxContent>
@@ -213,7 +213,7 @@
                                   <w14:round/>
                                 </w14:textOutline>
                               </w:rPr>
-                              <w:t>CYBERABAD MUNICIPAL CORPORATION</w:t>
+                              <w:t>{{Corp Full Caps}}</w:t>
                             </w:r>
                           </w:p>
                         </w:txbxContent>
@@ -692,7 +692,7 @@
           <w14:ligatures w14:val="none"/>
         </w:rPr>
         <w:tab/>
-        <w:t>CMC, Telangana</w:t>
+        <w:t>{{Corporation}}, Telangana</w:t>
       </w:r>
       <w:r>
         <w:rPr>
@@ -833,7 +833,7 @@
           <w:szCs w:val="21"/>
           <w14:ligatures w14:val="none"/>
         </w:rPr>
-        <w:t>CMC/{{ZoneAbbr}}/</w:t>
+        <w:t>{{Corporation}}/{{ZoneAbbr}}/</w:t>
       </w:r>
       <w:r>
         <w:rPr>
@@ -1319,7 +1319,7 @@
           <w:lang w:val="en-US"/>
           <w14:ligatures w14:val="none"/>
         </w:rPr>
-        <w:t xml:space="preserve"> CMC – </w:t>
+        <w:t xml:space="preserve"> {{Corporation}} – </w:t>
       </w:r>
       <w:r>
         <w:rPr>
@@ -1466,7 +1466,7 @@
           <w:lang w:val="en-US"/>
           <w14:ligatures w14:val="none"/>
         </w:rPr>
-        <w:t xml:space="preserve">Note approved by the Zonal Commissioner, {{ZoneAbbr}}, CMC </w:t>
+        <w:t xml:space="preserve">Note approved by the Zonal Commissioner, {{ZoneAbbr}}, {{Corporation}} </w:t>
       </w:r>
       <w:proofErr w:type="gramStart"/>
       <w:r>
